--- a/resources/HK252-DATN-249_Phieu_Giao_Nhiem_Vu.docx
+++ b/resources/HK252-DATN-249_Phieu_Giao_Nhiem_Vu.docx
@@ -258,6 +258,7 @@
           <w:rFonts w:ascii="Times New Roman" w:hAnsi="Times New Roman"/>
           <w:sz w:val="24"/>
           <w:szCs w:val="24"/>
+          <w:lang w:val="vi-VN"/>
         </w:rPr>
       </w:pPr>
       <w:r>
@@ -285,14 +286,6 @@
           <w:lang w:val="vi-VN"/>
         </w:rPr>
         <w:t>Kỹ thuật Máy tính</w:t>
-      </w:r>
-      <w:r>
-        <w:rPr>
-          <w:rFonts w:ascii="Times New Roman" w:hAnsi="Times New Roman"/>
-          <w:sz w:val="24"/>
-          <w:szCs w:val="24"/>
-        </w:rPr>
-        <w:tab/>
       </w:r>
     </w:p>
     <w:p>

--- a/resources/HK252-DATN-249_Phieu_Giao_Nhiem_Vu.docx
+++ b/resources/HK252-DATN-249_Phieu_Giao_Nhiem_Vu.docx
@@ -2,6 +2,191 @@
 <file path=word/document.xml><?xml version="1.0" encoding="utf-8"?>
 <w:document xmlns:wpc="http://schemas.microsoft.com/office/word/2010/wordprocessingCanvas" xmlns:cx="http://schemas.microsoft.com/office/drawing/2014/chartex" xmlns:cx1="http://schemas.microsoft.com/office/drawing/2015/9/8/chartex" xmlns:cx2="http://schemas.microsoft.com/office/drawing/2015/10/21/chartex" xmlns:cx3="http://schemas.microsoft.com/office/drawing/2016/5/9/chartex" xmlns:cx4="http://schemas.microsoft.com/office/drawing/2016/5/10/chartex" xmlns:cx5="http://schemas.microsoft.com/office/drawing/2016/5/11/chartex" xmlns:cx6="http://schemas.microsoft.com/office/drawing/2016/5/12/chartex" xmlns:cx7="http://schemas.microsoft.com/office/drawing/2016/5/13/chartex" xmlns:cx8="http://schemas.microsoft.com/office/drawing/2016/5/14/chartex" xmlns:mc="http://schemas.openxmlformats.org/markup-compatibility/2006" xmlns:aink="http://schemas.microsoft.com/office/drawing/2016/ink" xmlns:am3d="http://schemas.microsoft.com/office/drawing/2017/model3d" xmlns:o="urn:schemas-microsoft-com:office:office" xmlns:oel="http://schemas.microsoft.com/office/2019/extlst" xmlns:r="http://schemas.openxmlformats.org/officeDocument/2006/relationships" xmlns:m="http://schemas.openxmlformats.org/officeDocument/2006/math" xmlns:v="urn:schemas-microsoft-com:vml" xmlns:wp14="http://schemas.microsoft.com/office/word/2010/wordprocessingDrawing" xmlns:wp="http://schemas.openxmlformats.org/drawingml/2006/wordprocessingDrawing" xmlns:w10="urn:schemas-microsoft-com:office:word" xmlns:w="http://schemas.openxmlformats.org/wordprocessingml/2006/main" xmlns:w14="http://schemas.microsoft.com/office/word/2010/wordml" xmlns:w15="http://schemas.microsoft.com/office/word/2012/wordml" xmlns:w16cex="http://schemas.microsoft.com/office/word/2018/wordml/cex" xmlns:w16cid="http://schemas.microsoft.com/office/word/2016/wordml/cid" xmlns:w16="http://schemas.microsoft.com/office/word/2018/wordml" xmlns:w16du="http://schemas.microsoft.com/office/word/2023/wordml/word16du" xmlns:w16sdtdh="http://schemas.microsoft.com/office/word/2020/wordml/sdtdatahash" xmlns:w16sdtfl="http://schemas.microsoft.com/office/word/2024/wordml/sdtformatlock" xmlns:w16se="http://schemas.microsoft.com/office/word/2015/wordml/symex" xmlns:wpg="http://schemas.microsoft.com/office/word/2010/wordprocessingGroup" xmlns:wpi="http://schemas.microsoft.com/office/word/2010/wordprocessingInk" xmlns:wne="http://schemas.microsoft.com/office/word/2006/wordml" xmlns:wps="http://schemas.microsoft.com/office/word/2010/wordprocessingShape" mc:Ignorable="w14 w15 w16se w16cid w16 w16cex w16sdtdh w16sdtfl w16du wp14">
   <w:body>
+    <w:tbl>
+      <w:tblPr>
+        <w:tblW w:w="0" w:type="auto"/>
+        <w:tblLook w:val="04A0" w:firstRow="1" w:lastRow="0" w:firstColumn="1" w:lastColumn="0" w:noHBand="0" w:noVBand="1"/>
+      </w:tblPr>
+      <w:tblGrid>
+        <w:gridCol w:w="4077"/>
+        <w:gridCol w:w="5211"/>
+      </w:tblGrid>
+      <w:tr>
+        <w:tc>
+          <w:tcPr>
+            <w:tcW w:w="4077" w:type="dxa"/>
+          </w:tcPr>
+          <w:p>
+            <w:pPr>
+              <w:tabs>
+                <w:tab w:val="center" w:pos="1985"/>
+                <w:tab w:val="center" w:pos="6804"/>
+              </w:tabs>
+              <w:jc w:val="center"/>
+              <w:rPr>
+                <w:rFonts w:ascii="Times New Roman" w:hAnsi="Times New Roman"/>
+                <w:sz w:val="24"/>
+                <w:szCs w:val="24"/>
+                <w:lang w:val="vi-VN"/>
+              </w:rPr>
+            </w:pPr>
+            <w:r>
+              <w:rPr>
+                <w:rFonts w:ascii="Times New Roman" w:hAnsi="Times New Roman"/>
+                <w:sz w:val="24"/>
+                <w:szCs w:val="24"/>
+              </w:rPr>
+              <w:t>ĐẠI HỌC QUỐC GIA TP.HCM</w:t>
+            </w:r>
+          </w:p>
+        </w:tc>
+        <w:tc>
+          <w:tcPr>
+            <w:tcW w:w="5211" w:type="dxa"/>
+          </w:tcPr>
+          <w:p>
+            <w:pPr>
+              <w:tabs>
+                <w:tab w:val="center" w:pos="1985"/>
+                <w:tab w:val="center" w:pos="6804"/>
+              </w:tabs>
+              <w:ind w:left="-106" w:right="-143"/>
+              <w:jc w:val="center"/>
+              <w:rPr>
+                <w:rFonts w:ascii="Times New Roman" w:hAnsi="Times New Roman"/>
+                <w:sz w:val="24"/>
+                <w:szCs w:val="24"/>
+                <w:lang w:val="vi-VN"/>
+              </w:rPr>
+            </w:pPr>
+            <w:r>
+              <w:rPr>
+                <w:rFonts w:ascii="Times New Roman" w:hAnsi="Times New Roman"/>
+                <w:b/>
+                <w:bCs/>
+                <w:sz w:val="24"/>
+                <w:szCs w:val="24"/>
+              </w:rPr>
+              <w:t>CỘNG HÒA XÃ HỘI CHỦ NGHĨA VIỆT NAM</w:t>
+            </w:r>
+          </w:p>
+        </w:tc>
+      </w:tr>
+      <w:tr>
+        <w:tc>
+          <w:tcPr>
+            <w:tcW w:w="4077" w:type="dxa"/>
+          </w:tcPr>
+          <w:p>
+            <w:pPr>
+              <w:tabs>
+                <w:tab w:val="center" w:pos="1985"/>
+                <w:tab w:val="center" w:pos="6804"/>
+              </w:tabs>
+              <w:jc w:val="center"/>
+              <w:rPr>
+                <w:rFonts w:ascii="Times New Roman" w:hAnsi="Times New Roman"/>
+                <w:sz w:val="24"/>
+                <w:szCs w:val="24"/>
+                <w:lang w:val="vi-VN"/>
+              </w:rPr>
+            </w:pPr>
+            <w:r>
+              <w:rPr>
+                <w:rFonts w:ascii="Times New Roman" w:hAnsi="Times New Roman"/>
+                <w:b/>
+                <w:bCs/>
+                <w:sz w:val="24"/>
+                <w:szCs w:val="24"/>
+              </w:rPr>
+              <w:t>TRƯỜNG ĐẠI HỌC BÁCH KHOA</w:t>
+            </w:r>
+          </w:p>
+        </w:tc>
+        <w:tc>
+          <w:tcPr>
+            <w:tcW w:w="5211" w:type="dxa"/>
+          </w:tcPr>
+          <w:p>
+            <w:pPr>
+              <w:tabs>
+                <w:tab w:val="center" w:pos="1985"/>
+                <w:tab w:val="center" w:pos="6804"/>
+              </w:tabs>
+              <w:jc w:val="center"/>
+              <w:rPr>
+                <w:rFonts w:ascii="Times New Roman" w:hAnsi="Times New Roman"/>
+                <w:sz w:val="24"/>
+                <w:szCs w:val="24"/>
+                <w:lang w:val="vi-VN"/>
+              </w:rPr>
+            </w:pPr>
+            <w:r>
+              <w:rPr>
+                <w:rFonts w:ascii="Times New Roman" w:hAnsi="Times New Roman"/>
+                <w:b/>
+                <w:bCs/>
+                <w:sz w:val="24"/>
+                <w:szCs w:val="24"/>
+              </w:rPr>
+              <w:t>Độc lập - Tự do - Hạnh phúc</w:t>
+            </w:r>
+          </w:p>
+        </w:tc>
+      </w:tr>
+      <w:tr>
+        <w:tc>
+          <w:tcPr>
+            <w:tcW w:w="4077" w:type="dxa"/>
+          </w:tcPr>
+          <w:p>
+            <w:pPr>
+              <w:tabs>
+                <w:tab w:val="center" w:pos="1985"/>
+                <w:tab w:val="center" w:pos="6804"/>
+              </w:tabs>
+              <w:jc w:val="center"/>
+              <w:rPr>
+                <w:rFonts w:ascii="Times New Roman" w:hAnsi="Times New Roman"/>
+                <w:sz w:val="24"/>
+                <w:szCs w:val="24"/>
+                <w:lang w:val="vi-VN"/>
+              </w:rPr>
+            </w:pPr>
+          </w:p>
+        </w:tc>
+        <w:tc>
+          <w:tcPr>
+            <w:tcW w:w="5211" w:type="dxa"/>
+          </w:tcPr>
+          <w:p>
+            <w:pPr>
+              <w:tabs>
+                <w:tab w:val="center" w:pos="1985"/>
+                <w:tab w:val="center" w:pos="6804"/>
+              </w:tabs>
+              <w:jc w:val="center"/>
+              <w:rPr>
+                <w:rFonts w:ascii="Times New Roman" w:hAnsi="Times New Roman"/>
+                <w:sz w:val="24"/>
+                <w:szCs w:val="24"/>
+                <w:lang w:val="vi-VN"/>
+              </w:rPr>
+            </w:pPr>
+            <w:r>
+              <w:rPr>
+                <w:rFonts w:ascii="Times New Roman" w:hAnsi="Times New Roman"/>
+                <w:b/>
+                <w:bCs/>
+                <w:sz w:val="24"/>
+                <w:szCs w:val="24"/>
+              </w:rPr>
+              <w:t>---------------------</w:t>
+            </w:r>
+          </w:p>
+        </w:tc>
+      </w:tr>
+    </w:tbl>
     <w:p>
       <w:pPr>
         <w:tabs>
@@ -10,147 +195,13 @@
         </w:tabs>
         <w:rPr>
           <w:rFonts w:ascii="Times New Roman" w:hAnsi="Times New Roman"/>
-          <w:sz w:val="24"/>
-          <w:szCs w:val="24"/>
-        </w:rPr>
-      </w:pPr>
-      <w:r>
-        <w:rPr>
-          <w:rFonts w:ascii="Times New Roman" w:hAnsi="Times New Roman"/>
-          <w:sz w:val="24"/>
-          <w:szCs w:val="24"/>
-        </w:rPr>
-        <w:tab/>
-        <w:t>ĐẠI HỌC QUỐC GIA TP.HCM</w:t>
-      </w:r>
-      <w:r>
-        <w:rPr>
-          <w:rFonts w:ascii="Times New Roman" w:hAnsi="Times New Roman"/>
-          <w:sz w:val="24"/>
-          <w:szCs w:val="24"/>
-        </w:rPr>
-        <w:tab/>
-      </w:r>
-      <w:r>
-        <w:rPr>
-          <w:rFonts w:ascii="Times New Roman" w:hAnsi="Times New Roman"/>
-          <w:b/>
-          <w:bCs/>
-          <w:sz w:val="24"/>
-          <w:szCs w:val="24"/>
-        </w:rPr>
-        <w:t>CỘNG HÒA XÃ HỘI CHỦ NGHĨA VIỆT NAM</w:t>
-      </w:r>
-    </w:p>
-    <w:p>
-      <w:pPr>
-        <w:tabs>
-          <w:tab w:val="center" w:pos="1985"/>
-          <w:tab w:val="center" w:pos="6804"/>
-        </w:tabs>
-        <w:rPr>
-          <w:rFonts w:ascii="Times New Roman" w:hAnsi="Times New Roman"/>
-          <w:b/>
-          <w:bCs/>
-          <w:sz w:val="24"/>
-          <w:szCs w:val="24"/>
-        </w:rPr>
-      </w:pPr>
-      <w:r>
-        <w:rPr>
-          <w:rFonts w:ascii="Times New Roman" w:hAnsi="Times New Roman"/>
-          <w:sz w:val="24"/>
-          <w:szCs w:val="24"/>
-        </w:rPr>
-        <w:tab/>
-      </w:r>
-      <w:r>
-        <w:rPr>
-          <w:rFonts w:ascii="Times New Roman" w:hAnsi="Times New Roman"/>
-          <w:b/>
-          <w:bCs/>
-          <w:sz w:val="24"/>
-          <w:szCs w:val="24"/>
-        </w:rPr>
-        <w:t>TRƯỜNG ĐẠI HỌC BÁCH KHOA</w:t>
-      </w:r>
-      <w:r>
-        <w:rPr>
-          <w:rFonts w:ascii="Times New Roman" w:hAnsi="Times New Roman"/>
-          <w:sz w:val="24"/>
-          <w:szCs w:val="24"/>
-        </w:rPr>
-        <w:tab/>
-      </w:r>
-      <w:r>
-        <w:rPr>
-          <w:rFonts w:ascii="Times New Roman" w:hAnsi="Times New Roman"/>
-          <w:b/>
-          <w:bCs/>
-          <w:sz w:val="24"/>
-          <w:szCs w:val="24"/>
-        </w:rPr>
-        <w:t>Độc lập - Tự do - Hạnh phúc</w:t>
-      </w:r>
-    </w:p>
-    <w:p>
-      <w:pPr>
-        <w:tabs>
-          <w:tab w:val="center" w:pos="1985"/>
-          <w:tab w:val="center" w:pos="6804"/>
-        </w:tabs>
-        <w:rPr>
-          <w:rFonts w:ascii="Times New Roman" w:hAnsi="Times New Roman"/>
-          <w:sz w:val="24"/>
-          <w:szCs w:val="24"/>
-        </w:rPr>
-      </w:pPr>
-      <w:r>
-        <w:rPr>
-          <w:rFonts w:ascii="Times New Roman" w:hAnsi="Times New Roman"/>
-          <w:b/>
-          <w:bCs/>
-          <w:sz w:val="24"/>
-          <w:szCs w:val="24"/>
-        </w:rPr>
-        <w:tab/>
-      </w:r>
-      <w:r>
-        <w:rPr>
-          <w:rFonts w:ascii="Times New Roman" w:hAnsi="Times New Roman"/>
-          <w:b/>
-          <w:bCs/>
-          <w:sz w:val="24"/>
-          <w:szCs w:val="24"/>
-        </w:rPr>
-        <w:tab/>
-        <w:t>---------------------</w:t>
-      </w:r>
-    </w:p>
-    <w:p>
-      <w:pPr>
-        <w:tabs>
-          <w:tab w:val="center" w:pos="1985"/>
-          <w:tab w:val="center" w:pos="6804"/>
-        </w:tabs>
-        <w:rPr>
-          <w:rFonts w:ascii="Times New Roman" w:hAnsi="Times New Roman"/>
-          <w:b/>
-          <w:bCs/>
-          <w:sz w:val="24"/>
-          <w:szCs w:val="24"/>
-        </w:rPr>
-      </w:pPr>
-      <w:r>
-        <w:rPr>
-          <w:rFonts w:ascii="Times New Roman" w:hAnsi="Times New Roman"/>
-          <w:b/>
-          <w:bCs/>
-          <w:sz w:val="24"/>
-          <w:szCs w:val="24"/>
-        </w:rPr>
-        <w:tab/>
-      </w:r>
+          <w:b/>
+          <w:bCs/>
+          <w:sz w:val="24"/>
+          <w:szCs w:val="24"/>
+          <w:lang w:val="vi-VN"/>
+        </w:rPr>
+      </w:pPr>
     </w:p>
     <w:p>
       <w:pPr>
@@ -1466,7 +1517,7 @@
     </w:p>
     <w:sectPr>
       <w:pgSz w:w="11907" w:h="16840" w:code="9"/>
-      <w:pgMar w:top="875" w:right="851" w:bottom="567" w:left="1701" w:header="720" w:footer="720" w:gutter="0"/>
+      <w:pgMar w:top="1134" w:right="1134" w:bottom="1134" w:left="1701" w:header="720" w:footer="720" w:gutter="0"/>
       <w:cols w:space="720"/>
     </w:sectPr>
   </w:body>
@@ -1800,6 +1851,21 @@
     <w:semiHidden/>
     <w:unhideWhenUsed/>
   </w:style>
+  <w:style w:type="table" w:styleId="TableGrid">
+    <w:name w:val="Table Grid"/>
+    <w:basedOn w:val="TableNormal"/>
+    <w:rsid w:val="005727FD"/>
+    <w:tblPr>
+      <w:tblBorders>
+        <w:top w:val="single" w:sz="4" w:space="0" w:color="auto"/>
+        <w:left w:val="single" w:sz="4" w:space="0" w:color="auto"/>
+        <w:bottom w:val="single" w:sz="4" w:space="0" w:color="auto"/>
+        <w:right w:val="single" w:sz="4" w:space="0" w:color="auto"/>
+        <w:insideH w:val="single" w:sz="4" w:space="0" w:color="auto"/>
+        <w:insideV w:val="single" w:sz="4" w:space="0" w:color="auto"/>
+      </w:tblBorders>
+    </w:tblPr>
+  </w:style>
 </w:styles>
 </file>
 

--- a/resources/HK252-DATN-249_Phieu_Giao_Nhiem_Vu.docx
+++ b/resources/HK252-DATN-249_Phieu_Giao_Nhiem_Vu.docx
@@ -50,7 +50,7 @@
                 <w:tab w:val="center" w:pos="1985"/>
                 <w:tab w:val="center" w:pos="6804"/>
               </w:tabs>
-              <w:ind w:left="-106" w:right="-143"/>
+              <w:ind w:left="-106"/>
               <w:jc w:val="center"/>
               <w:rPr>
                 <w:rFonts w:ascii="Times New Roman" w:hAnsi="Times New Roman"/>
